--- a/MAGA/Nstya_SECOND/otch/PR1/SamarinDV_3510_PR1.docx
+++ b/MAGA/Nstya_SECOND/otch/PR1/SamarinDV_3510_PR1.docx
@@ -69,14 +69,7 @@
           <w:rFonts w:cs="Times New Roman"/>
           <w:lang w:val="ru-RU"/>
         </w:rPr>
-        <w:t xml:space="preserve">; приобрести навыки создания трёхмерных моделей деталей и сборочных единиц сварных несущих конструкций с учётом </w:t>
-      </w:r>
-      <w:r>
-        <w:rPr>
-          <w:rFonts w:cs="Times New Roman"/>
-          <w:lang w:val="ru-RU"/>
-        </w:rPr>
-        <w:t>технологических требований производства.</w:t>
+        <w:t>; приобрести навыки создания трёхмерных моделей деталей и сборочных единиц сварных несущих конструкций с учётом технологических требований производства.</w:t>
       </w:r>
     </w:p>
     <w:p>
@@ -172,14 +165,7 @@
           <w:rFonts w:cs="Times New Roman"/>
           <w:lang w:val="ru-RU"/>
         </w:rPr>
-        <w:t xml:space="preserve"> и мо</w:t>
-      </w:r>
-      <w:r>
-        <w:rPr>
-          <w:rFonts w:cs="Times New Roman"/>
-          <w:lang w:val="ru-RU"/>
-        </w:rPr>
-        <w:t>нтажа на фундамент.</w:t>
+        <w:t xml:space="preserve"> и монтажа на фундамент.</w:t>
       </w:r>
     </w:p>
     <w:p>
@@ -242,6 +228,7 @@
       <w:r>
         <w:rPr>
           <w:rFonts w:cs="Times New Roman"/>
+          <w:noProof/>
           <w:color w:val="828282"/>
         </w:rPr>
         <w:drawing>
@@ -352,14 +339,7 @@
           <w:rFonts w:cs="Times New Roman"/>
           <w:lang w:val="ru-RU"/>
         </w:rPr>
-        <w:t>– Балка (4А.0003.000 СБ) — несущий</w:t>
-      </w:r>
-      <w:r>
-        <w:rPr>
-          <w:rFonts w:cs="Times New Roman"/>
-          <w:lang w:val="ru-RU"/>
-        </w:rPr>
-        <w:t xml:space="preserve"> горизонтальный элемент на основе широкополочного двутавра 25К1;</w:t>
+        <w:t>– Балка (4А.0003.000 СБ) — несущий горизонтальный элемент на основе широкополочного двутавра 25К1;</w:t>
       </w:r>
     </w:p>
     <w:p>
@@ -410,14 +390,7 @@
           <w:rFonts w:cs="Times New Roman"/>
           <w:lang w:val="ru-RU"/>
         </w:rPr>
-        <w:t>На втором этапе созданы трё</w:t>
-      </w:r>
-      <w:r>
-        <w:rPr>
-          <w:rFonts w:cs="Times New Roman"/>
-          <w:lang w:val="ru-RU"/>
-        </w:rPr>
-        <w:t>хмерные модели всех деталей каждой подсборки. При моделировании учтены следующие технологические требования:</w:t>
+        <w:t>На втором этапе созданы трёхмерные модели всех деталей каждой подсборки. При моделировании учтены следующие технологические требования:</w:t>
       </w:r>
     </w:p>
     <w:p>
@@ -434,14 +407,7 @@
           <w:rFonts w:cs="Times New Roman"/>
           <w:lang w:val="ru-RU"/>
         </w:rPr>
-        <w:t>– технологический припуск 5 мм на поверхностях зон сварных швов, подлежащих механической обработке после сварки — размеры до обработки обозначены в</w:t>
-      </w:r>
-      <w:r>
-        <w:rPr>
-          <w:rFonts w:cs="Times New Roman"/>
-          <w:lang w:val="ru-RU"/>
-        </w:rPr>
-        <w:t xml:space="preserve"> чертежах в квадратных скобках [];</w:t>
+        <w:t>– технологический припуск 5 мм на поверхностях зон сварных швов, подлежащих механической обработке после сварки — размеры до обработки обозначены в чертежах в квадратных скобках [];</w:t>
       </w:r>
     </w:p>
     <w:p>
@@ -475,14 +441,7 @@
           <w:rFonts w:cs="Times New Roman"/>
           <w:lang w:val="ru-RU"/>
         </w:rPr>
-        <w:t>– на деталях толщиной свыше 10 мм предусмотрена разделка кромок для обеспечения полного провара сварного ш</w:t>
-      </w:r>
-      <w:r>
-        <w:rPr>
-          <w:rFonts w:cs="Times New Roman"/>
-          <w:lang w:val="ru-RU"/>
-        </w:rPr>
-        <w:t>ва.</w:t>
+        <w:t>– на деталях толщиной свыше 10 мм предусмотрена разделка кромок для обеспечения полного провара сварного шва.</w:t>
       </w:r>
     </w:p>
     <w:p>
@@ -530,11 +489,11 @@
       </w:pPr>
       <w:r>
         <w:rPr>
-          <w:rFonts w:ascii="Times New Roman" w:hAnsi="Times New Roman" w:cs="Times New Roman"/>
-          <w:sz w:val="28"/>
+          <w:rFonts w:cs="Times New Roman"/>
           <w:szCs w:val="28"/>
-        </w:rPr>
-        <w:t xml:space="preserve">Деталь 4А.0001.001 Плита — нижняя опорная плита прямоугольной формы. Деталь содержит четыре монтажных отверстия под болтовое крепление к фундаменту.</w:t>
+          <w:lang w:val="ru-RU"/>
+        </w:rPr>
+        <w:t>Деталь 4А.0001.001 Плита — нижняя опорная плита прямоугольной формы. Деталь содержит четыре монтажных отверстия под болтовое крепление к фундаменту.</w:t>
       </w:r>
     </w:p>
     <w:p>
@@ -547,6 +506,7 @@
       </w:pPr>
       <w:r>
         <w:rPr>
+          <w:noProof/>
           <w:lang w:val="ru-RU"/>
         </w:rPr>
         <w:lastRenderedPageBreak/>
@@ -625,14 +585,7 @@
           <w:rFonts w:cs="Times New Roman"/>
           <w:lang w:val="ru-RU"/>
         </w:rPr>
-        <w:t>— опорный элемент</w:t>
-      </w:r>
-      <w:r>
-        <w:rPr>
-          <w:rFonts w:cs="Times New Roman"/>
-          <w:lang w:val="ru-RU"/>
-        </w:rPr>
-        <w:t>, обеспечивающий жёсткость стойки. На торцах детали предусмотрен технологический припуск для выравнивания поверхности после сварки.</w:t>
+        <w:t>— опорный элемент, обеспечивающий жёсткость стойки. На торцах детали предусмотрен технологический припуск для выравнивания поверхности после сварки.</w:t>
       </w:r>
     </w:p>
     <w:p>
@@ -648,6 +601,7 @@
       <w:r>
         <w:rPr>
           <w:rFonts w:cs="Times New Roman"/>
+          <w:noProof/>
           <w:color w:val="828282"/>
           <w:lang w:val="ru-RU"/>
         </w:rPr>
@@ -740,6 +694,7 @@
       </w:pPr>
       <w:r>
         <w:rPr>
+          <w:noProof/>
           <w:lang w:val="ru-RU"/>
         </w:rPr>
         <w:drawing>
@@ -817,14 +772,7 @@
           <w:rFonts w:cs="Times New Roman"/>
           <w:lang w:val="ru-RU"/>
         </w:rPr>
-        <w:t>—</w:t>
-      </w:r>
-      <w:r>
-        <w:rPr>
-          <w:rFonts w:cs="Times New Roman"/>
-          <w:lang w:val="ru-RU"/>
-        </w:rPr>
-        <w:t xml:space="preserve"> верхняя плита, обеспечивающая соединение с балкой. Фаски и сопрягаемые поверхности обработаны с учётом технологического припуска.</w:t>
+        <w:t>— верхняя плита, обеспечивающая соединение с балкой. Фаски и сопрягаемые поверхности обработаны с учётом технологического припуска.</w:t>
       </w:r>
     </w:p>
     <w:p>
@@ -838,14 +786,14 @@
       <w:r>
         <w:rPr>
           <w:rFonts w:cs="Times New Roman"/>
+          <w:noProof/>
           <w:color w:val="828282"/>
           <w:lang w:val="ru-RU"/>
         </w:rPr>
-        <w:lastRenderedPageBreak/>
         <w:drawing>
-          <wp:inline distT="0" distB="0" distL="0" distR="0" wp14:anchorId="5166BFAD" wp14:editId="6F40B707">
-            <wp:extent cx="3485493" cy="3085106"/>
-            <wp:effectExtent l="0" t="0" r="1270" b="1270"/>
+          <wp:inline distT="0" distB="0" distL="0" distR="0" wp14:anchorId="5166BFAD" wp14:editId="0E41699F">
+            <wp:extent cx="2574951" cy="2279161"/>
+            <wp:effectExtent l="0" t="0" r="0" b="6985"/>
             <wp:docPr id="6" name="Рисунок 6"/>
             <wp:cNvGraphicFramePr>
               <a:graphicFrameLocks xmlns:a="http://schemas.openxmlformats.org/drawingml/2006/main" noChangeAspect="1"/>
@@ -866,7 +814,7 @@
                   <pic:spPr>
                     <a:xfrm>
                       <a:off x="0" y="0"/>
-                      <a:ext cx="3502295" cy="3099978"/>
+                      <a:ext cx="2605464" cy="2306169"/>
                     </a:xfrm>
                     <a:prstGeom prst="rect">
                       <a:avLst/>
@@ -909,14 +857,8 @@
           <w:rFonts w:cs="Times New Roman"/>
           <w:lang w:val="ru-RU"/>
         </w:rPr>
-        <w:t>После завершения моделирования в</w:t>
-      </w:r>
-      <w:r>
-        <w:rPr>
-          <w:rFonts w:cs="Times New Roman"/>
-          <w:lang w:val="ru-RU"/>
-        </w:rPr>
-        <w:t xml:space="preserve">сех деталей выполнена сборка Подставки 1 в </w:t>
+        <w:lastRenderedPageBreak/>
+        <w:t xml:space="preserve">После завершения моделирования всех деталей выполнена сборка Подставки 1 в </w:t>
       </w:r>
       <w:r>
         <w:rPr>
@@ -942,6 +884,7 @@
       </w:pPr>
       <w:r>
         <w:rPr>
+          <w:noProof/>
           <w:lang w:val="ru-RU"/>
         </w:rPr>
         <w:drawing>
@@ -1011,7 +954,6 @@
           <w:b/>
           <w:lang w:val="ru-RU"/>
         </w:rPr>
-        <w:lastRenderedPageBreak/>
         <w:t>Подставка 2 (4А.0002.000 СБ)</w:t>
       </w:r>
     </w:p>
@@ -1029,14 +971,7 @@
           <w:rFonts w:cs="Times New Roman"/>
           <w:lang w:val="ru-RU"/>
         </w:rPr>
-        <w:t xml:space="preserve">Подставка 2 конструктивно </w:t>
-      </w:r>
-      <w:r>
-        <w:rPr>
-          <w:rFonts w:cs="Times New Roman"/>
-          <w:lang w:val="ru-RU"/>
-        </w:rPr>
-        <w:t>аналогична Подставке 1 и также представляет собой вертикальную опорную стойку. В состав подсборки входят четыре детали.</w:t>
+        <w:t>Подставка 2 конструктивно аналогична Подставке 1 и также представляет собой вертикальную опорную стойку. В состав подсборки входят четыре детали.</w:t>
       </w:r>
     </w:p>
     <w:p>
@@ -1050,11 +985,11 @@
       </w:pPr>
       <w:r>
         <w:rPr>
-          <w:rFonts w:ascii="Times New Roman" w:hAnsi="Times New Roman" w:cs="Times New Roman"/>
-          <w:sz w:val="28"/>
+          <w:rFonts w:cs="Times New Roman"/>
           <w:szCs w:val="28"/>
-        </w:rPr>
-        <w:t xml:space="preserve">Деталь 4А.0002.001 Плита — нижняя плита прямоугольной формы. Деталь содержит четыре монтажных отверстия под болтовое крепление к основанию.</w:t>
+          <w:lang w:val="ru-RU"/>
+        </w:rPr>
+        <w:t>Деталь 4А.0002.001 Плита — нижняя плита прямоугольной формы. Деталь содержит четыре монтажных отверстия под болтовое крепление к основанию.</w:t>
       </w:r>
     </w:p>
     <w:p>
@@ -1068,13 +1003,15 @@
       <w:r>
         <w:rPr>
           <w:rFonts w:cs="Times New Roman"/>
+          <w:noProof/>
           <w:color w:val="828282"/>
           <w:lang w:val="ru-RU"/>
         </w:rPr>
+        <w:lastRenderedPageBreak/>
         <w:drawing>
-          <wp:inline distT="0" distB="0" distL="0" distR="0" wp14:anchorId="74250408" wp14:editId="06AB52F8">
-            <wp:extent cx="4055165" cy="5304261"/>
-            <wp:effectExtent l="0" t="0" r="2540" b="0"/>
+          <wp:inline distT="0" distB="0" distL="0" distR="0" wp14:anchorId="74250408" wp14:editId="4293F237">
+            <wp:extent cx="2948026" cy="3856094"/>
+            <wp:effectExtent l="0" t="0" r="5080" b="0"/>
             <wp:docPr id="8" name="Рисунок 8"/>
             <wp:cNvGraphicFramePr>
               <a:graphicFrameLocks xmlns:a="http://schemas.openxmlformats.org/drawingml/2006/main" noChangeAspect="1"/>
@@ -1095,7 +1032,7 @@
                   <pic:spPr>
                     <a:xfrm>
                       <a:off x="0" y="0"/>
-                      <a:ext cx="4066371" cy="5318919"/>
+                      <a:ext cx="2971835" cy="3887237"/>
                     </a:xfrm>
                     <a:prstGeom prst="rect">
                       <a:avLst/>
@@ -1159,13 +1096,13 @@
       </w:pPr>
       <w:r>
         <w:rPr>
-          <w:lang w:val="ru-RU"/>
-        </w:rPr>
-        <w:lastRenderedPageBreak/>
+          <w:noProof/>
+          <w:lang w:val="ru-RU"/>
+        </w:rPr>
         <w:drawing>
-          <wp:inline distT="0" distB="0" distL="0" distR="0" wp14:anchorId="67498E83" wp14:editId="72242B9B">
-            <wp:extent cx="4251928" cy="3411109"/>
-            <wp:effectExtent l="0" t="0" r="0" b="0"/>
+          <wp:inline distT="0" distB="0" distL="0" distR="0" wp14:anchorId="67498E83" wp14:editId="41D9A9DA">
+            <wp:extent cx="3540556" cy="2840410"/>
+            <wp:effectExtent l="0" t="0" r="3175" b="0"/>
             <wp:docPr id="9" name="Рисунок 9"/>
             <wp:cNvGraphicFramePr>
               <a:graphicFrameLocks xmlns:a="http://schemas.openxmlformats.org/drawingml/2006/main" noChangeAspect="1"/>
@@ -1186,7 +1123,7 @@
                   <pic:spPr>
                     <a:xfrm>
                       <a:off x="0" y="0"/>
-                      <a:ext cx="4254964" cy="3413544"/>
+                      <a:ext cx="3553295" cy="2850629"/>
                     </a:xfrm>
                     <a:prstGeom prst="rect">
                       <a:avLst/>
@@ -1230,6 +1167,7 @@
           <w:b/>
           <w:lang w:val="ru-RU"/>
         </w:rPr>
+        <w:lastRenderedPageBreak/>
         <w:t xml:space="preserve">Деталь 4А.0002.003 Плита </w:t>
       </w:r>
       <w:r>
@@ -1250,12 +1188,13 @@
       </w:pPr>
       <w:r>
         <w:rPr>
+          <w:noProof/>
           <w:lang w:val="ru-RU"/>
         </w:rPr>
         <w:drawing>
-          <wp:inline distT="0" distB="0" distL="0" distR="0" wp14:anchorId="267FE3D7" wp14:editId="377F77F5">
-            <wp:extent cx="2759670" cy="3633746"/>
-            <wp:effectExtent l="0" t="0" r="3175" b="5080"/>
+          <wp:inline distT="0" distB="0" distL="0" distR="0" wp14:anchorId="267FE3D7" wp14:editId="26E971B0">
+            <wp:extent cx="2326234" cy="3063027"/>
+            <wp:effectExtent l="0" t="0" r="0" b="4445"/>
             <wp:docPr id="10" name="Рисунок 10"/>
             <wp:cNvGraphicFramePr>
               <a:graphicFrameLocks xmlns:a="http://schemas.openxmlformats.org/drawingml/2006/main" noChangeAspect="1"/>
@@ -1276,7 +1215,7 @@
                   <pic:spPr>
                     <a:xfrm>
                       <a:off x="0" y="0"/>
-                      <a:ext cx="2792029" cy="3676354"/>
+                      <a:ext cx="2365358" cy="3114543"/>
                     </a:xfrm>
                     <a:prstGeom prst="rect">
                       <a:avLst/>
@@ -1302,14 +1241,7 @@
           <w:rFonts w:cs="Times New Roman"/>
           <w:lang w:val="ru-RU"/>
         </w:rPr>
-        <w:t xml:space="preserve">Рисунок 9 – Деталь 4А.0002.003 Плита </w:t>
-      </w:r>
-      <w:r>
-        <w:rPr>
-          <w:rFonts w:cs="Times New Roman"/>
-          <w:lang w:val="ru-RU"/>
-        </w:rPr>
-        <w:t>(верхняя) Подставки 2</w:t>
+        <w:t>Рисунок 9 – Деталь 4А.0002.003 Плита (верхняя) Подставки 2</w:t>
       </w:r>
     </w:p>
     <w:p>
@@ -1327,7 +1259,6 @@
           <w:b/>
           <w:lang w:val="ru-RU"/>
         </w:rPr>
-        <w:lastRenderedPageBreak/>
         <w:t xml:space="preserve">Деталь 4А.0002.004 Ребро </w:t>
       </w:r>
       <w:r>
@@ -1348,12 +1279,13 @@
       </w:pPr>
       <w:r>
         <w:rPr>
+          <w:noProof/>
           <w:lang w:val="ru-RU"/>
         </w:rPr>
         <w:drawing>
-          <wp:inline distT="0" distB="0" distL="0" distR="0" wp14:anchorId="77FE0208" wp14:editId="63FF5338">
-            <wp:extent cx="2433099" cy="4408058"/>
-            <wp:effectExtent l="0" t="0" r="5715" b="0"/>
+          <wp:inline distT="0" distB="0" distL="0" distR="0" wp14:anchorId="77FE0208" wp14:editId="188B77CA">
+            <wp:extent cx="1741018" cy="3154207"/>
+            <wp:effectExtent l="0" t="0" r="0" b="8255"/>
             <wp:docPr id="11" name="Рисунок 11"/>
             <wp:cNvGraphicFramePr>
               <a:graphicFrameLocks xmlns:a="http://schemas.openxmlformats.org/drawingml/2006/main" noChangeAspect="1"/>
@@ -1374,7 +1306,7 @@
                   <pic:spPr>
                     <a:xfrm>
                       <a:off x="0" y="0"/>
-                      <a:ext cx="2437120" cy="4415342"/>
+                      <a:ext cx="1763915" cy="3195690"/>
                     </a:xfrm>
                     <a:prstGeom prst="rect">
                       <a:avLst/>
@@ -1400,14 +1332,7 @@
           <w:rFonts w:cs="Times New Roman"/>
           <w:lang w:val="ru-RU"/>
         </w:rPr>
-        <w:t>Рисунок 10 – Деталь 4А.0002.004 Реб</w:t>
-      </w:r>
-      <w:r>
-        <w:rPr>
-          <w:rFonts w:cs="Times New Roman"/>
-          <w:lang w:val="ru-RU"/>
-        </w:rPr>
-        <w:t>ро Подставки 2</w:t>
+        <w:t>Рисунок 10 – Деталь 4А.0002.004 Ребро Подставки 2</w:t>
       </w:r>
     </w:p>
     <w:p>
@@ -1424,6 +1349,7 @@
           <w:rFonts w:cs="Times New Roman"/>
           <w:lang w:val="ru-RU"/>
         </w:rPr>
+        <w:lastRenderedPageBreak/>
         <w:t>Выполнена сборка Подставки 2. Общий вид сборки представлен на рисунке 11.</w:t>
       </w:r>
     </w:p>
@@ -1438,14 +1364,14 @@
       <w:r>
         <w:rPr>
           <w:rFonts w:cs="Times New Roman"/>
+          <w:noProof/>
           <w:color w:val="828282"/>
           <w:lang w:val="ru-RU"/>
         </w:rPr>
-        <w:lastRenderedPageBreak/>
         <w:drawing>
-          <wp:inline distT="0" distB="0" distL="0" distR="0" wp14:anchorId="2DEB83F9" wp14:editId="38DA3891">
-            <wp:extent cx="2806810" cy="4255831"/>
-            <wp:effectExtent l="0" t="0" r="0" b="0"/>
+          <wp:inline distT="0" distB="0" distL="0" distR="0" wp14:anchorId="2DEB83F9" wp14:editId="170D210A">
+            <wp:extent cx="1536192" cy="2329255"/>
+            <wp:effectExtent l="0" t="0" r="6985" b="0"/>
             <wp:docPr id="12" name="Рисунок 12"/>
             <wp:cNvGraphicFramePr>
               <a:graphicFrameLocks xmlns:a="http://schemas.openxmlformats.org/drawingml/2006/main" noChangeAspect="1"/>
@@ -1466,7 +1392,7 @@
                   <pic:spPr>
                     <a:xfrm>
                       <a:off x="0" y="0"/>
-                      <a:ext cx="2814310" cy="4267203"/>
+                      <a:ext cx="1554845" cy="2357537"/>
                     </a:xfrm>
                     <a:prstGeom prst="rect">
                       <a:avLst/>
@@ -1489,11 +1415,11 @@
       </w:pPr>
       <w:r>
         <w:rPr>
-          <w:rFonts w:ascii="Times New Roman" w:hAnsi="Times New Roman" w:cs="Times New Roman"/>
-          <w:sz w:val="28"/>
+          <w:rFonts w:cs="Times New Roman"/>
           <w:szCs w:val="28"/>
-        </w:rPr>
-        <w:t xml:space="preserve">Рисунок 11 – Подставка 2 (4А.0002.000 СБ) в сборе, общий вид</w:t>
+          <w:lang w:val="ru-RU"/>
+        </w:rPr>
+        <w:t>Рисунок 11 – Подставка 2 (4А.0002.000 СБ) в сборе, общий вид</w:t>
       </w:r>
     </w:p>
     <w:p>
@@ -1527,14 +1453,7 @@
           <w:rFonts w:cs="Times New Roman"/>
           <w:lang w:val="ru-RU"/>
         </w:rPr>
-        <w:t xml:space="preserve">Балка является основным несущим </w:t>
-      </w:r>
-      <w:r>
-        <w:rPr>
-          <w:rFonts w:cs="Times New Roman"/>
-          <w:lang w:val="ru-RU"/>
-        </w:rPr>
-        <w:t xml:space="preserve">элементом опоры </w:t>
+        <w:t xml:space="preserve">Балка является основным несущим элементом опоры </w:t>
       </w:r>
       <w:proofErr w:type="spellStart"/>
       <w:r>
@@ -1575,14 +1494,7 @@
           <w:rFonts w:cs="Times New Roman"/>
           <w:lang w:val="ru-RU"/>
         </w:rPr>
-        <w:t>— основной несущий профиль бал</w:t>
-      </w:r>
-      <w:r>
-        <w:rPr>
-          <w:rFonts w:cs="Times New Roman"/>
-          <w:lang w:val="ru-RU"/>
-        </w:rPr>
-        <w:t>ки (25К1 по ГОСТ Р 57837-2017). Торцы обрезаны перпендикулярно оси.</w:t>
+        <w:t>— основной несущий профиль балки (25К1 по ГОСТ Р 57837-2017). Торцы обрезаны перпендикулярно оси.</w:t>
       </w:r>
     </w:p>
     <w:p>
@@ -1596,14 +1508,14 @@
       <w:r>
         <w:rPr>
           <w:rFonts w:cs="Times New Roman"/>
+          <w:noProof/>
           <w:color w:val="828282"/>
           <w:lang w:val="ru-RU"/>
         </w:rPr>
-        <w:lastRenderedPageBreak/>
         <w:drawing>
-          <wp:inline distT="0" distB="0" distL="0" distR="0" wp14:anchorId="1FBE0C4D" wp14:editId="4EC46A15">
-            <wp:extent cx="4086971" cy="2969160"/>
-            <wp:effectExtent l="0" t="0" r="8890" b="3175"/>
+          <wp:inline distT="0" distB="0" distL="0" distR="0" wp14:anchorId="1FBE0C4D" wp14:editId="3D9E06C0">
+            <wp:extent cx="3686861" cy="2678482"/>
+            <wp:effectExtent l="0" t="0" r="8890" b="7620"/>
             <wp:docPr id="13" name="Рисунок 13"/>
             <wp:cNvGraphicFramePr>
               <a:graphicFrameLocks xmlns:a="http://schemas.openxmlformats.org/drawingml/2006/main" noChangeAspect="1"/>
@@ -1624,7 +1536,7 @@
                   <pic:spPr>
                     <a:xfrm>
                       <a:off x="0" y="0"/>
-                      <a:ext cx="4090552" cy="2971761"/>
+                      <a:ext cx="3708398" cy="2694128"/>
                     </a:xfrm>
                     <a:prstGeom prst="rect">
                       <a:avLst/>
@@ -1668,6 +1580,7 @@
           <w:b/>
           <w:lang w:val="ru-RU"/>
         </w:rPr>
+        <w:lastRenderedPageBreak/>
         <w:t xml:space="preserve">Деталь 4А.0003.002 Ребро </w:t>
       </w:r>
       <w:r>
@@ -1675,14 +1588,7 @@
           <w:rFonts w:cs="Times New Roman"/>
           <w:lang w:val="ru-RU"/>
         </w:rPr>
-        <w:t>— ребро жёсткости, устанавливаемое в зоне опирания подставки. Приваривается</w:t>
-      </w:r>
-      <w:r>
-        <w:rPr>
-          <w:rFonts w:cs="Times New Roman"/>
-          <w:lang w:val="ru-RU"/>
-        </w:rPr>
-        <w:t xml:space="preserve"> к стенке и полкам двутавра.</w:t>
+        <w:t>— ребро жёсткости, устанавливаемое в зоне опирания подставки. Приваривается к стенке и полкам двутавра.</w:t>
       </w:r>
     </w:p>
     <w:p>
@@ -1695,12 +1601,13 @@
       </w:pPr>
       <w:r>
         <w:rPr>
+          <w:noProof/>
           <w:lang w:val="ru-RU"/>
         </w:rPr>
         <w:drawing>
-          <wp:inline distT="0" distB="0" distL="0" distR="0" wp14:anchorId="296706B3" wp14:editId="54DD3D62">
-            <wp:extent cx="2217878" cy="3840480"/>
-            <wp:effectExtent l="0" t="0" r="0" b="7620"/>
+          <wp:inline distT="0" distB="0" distL="0" distR="0" wp14:anchorId="296706B3" wp14:editId="571AAB24">
+            <wp:extent cx="1580084" cy="2736075"/>
+            <wp:effectExtent l="0" t="0" r="1270" b="7620"/>
             <wp:docPr id="14" name="Рисунок 14"/>
             <wp:cNvGraphicFramePr>
               <a:graphicFrameLocks xmlns:a="http://schemas.openxmlformats.org/drawingml/2006/main" noChangeAspect="1"/>
@@ -1721,7 +1628,7 @@
                   <pic:spPr>
                     <a:xfrm>
                       <a:off x="0" y="0"/>
-                      <a:ext cx="2222347" cy="3848218"/>
+                      <a:ext cx="1587031" cy="2748104"/>
                     </a:xfrm>
                     <a:prstGeom prst="rect">
                       <a:avLst/>
@@ -1761,11 +1668,11 @@
       </w:pPr>
       <w:r>
         <w:rPr>
-          <w:rFonts w:ascii="Times New Roman" w:hAnsi="Times New Roman" w:cs="Times New Roman"/>
-          <w:sz w:val="28"/>
+          <w:rFonts w:cs="Times New Roman"/>
           <w:szCs w:val="28"/>
-        </w:rPr>
-        <w:t xml:space="preserve">Деталь 4А.0003.003 Ребро — ребро жёсткости трапециевидной формы с косым срезом, устанавливается в зоне опирания подставки симметрично детали 4А.0003.002.</w:t>
+          <w:lang w:val="ru-RU"/>
+        </w:rPr>
+        <w:t>Деталь 4А.0003.003 Ребро — ребро жёсткости трапециевидной формы с косым срезом, устанавливается в зоне опирания подставки симметрично детали 4А.0003.002.</w:t>
       </w:r>
     </w:p>
     <w:p>
@@ -1779,13 +1686,14 @@
       <w:r>
         <w:rPr>
           <w:rFonts w:cs="Times New Roman"/>
+          <w:noProof/>
           <w:color w:val="828282"/>
           <w:lang w:val="ru-RU"/>
         </w:rPr>
         <w:drawing>
-          <wp:inline distT="0" distB="0" distL="0" distR="0" wp14:anchorId="6D42A82A" wp14:editId="0E8EE6B3">
-            <wp:extent cx="2655736" cy="4631696"/>
-            <wp:effectExtent l="0" t="0" r="0" b="0"/>
+          <wp:inline distT="0" distB="0" distL="0" distR="0" wp14:anchorId="6D42A82A" wp14:editId="53B2D31A">
+            <wp:extent cx="1828763" cy="3189427"/>
+            <wp:effectExtent l="0" t="0" r="635" b="0"/>
             <wp:docPr id="15" name="Рисунок 15"/>
             <wp:cNvGraphicFramePr>
               <a:graphicFrameLocks xmlns:a="http://schemas.openxmlformats.org/drawingml/2006/main" noChangeAspect="1"/>
@@ -1806,7 +1714,7 @@
                   <pic:spPr>
                     <a:xfrm>
                       <a:off x="0" y="0"/>
-                      <a:ext cx="2676592" cy="4668070"/>
+                      <a:ext cx="1846140" cy="3219733"/>
                     </a:xfrm>
                     <a:prstGeom prst="rect">
                       <a:avLst/>
@@ -1850,6 +1758,7 @@
           <w:b/>
           <w:lang w:val="ru-RU"/>
         </w:rPr>
+        <w:lastRenderedPageBreak/>
         <w:t xml:space="preserve">Деталь 4А.0003.004 Ребро </w:t>
       </w:r>
       <w:r>
@@ -1870,9 +1779,9 @@
       </w:pPr>
       <w:r>
         <w:rPr>
-          <w:lang w:val="ru-RU"/>
-        </w:rPr>
-        <w:lastRenderedPageBreak/>
+          <w:noProof/>
+          <w:lang w:val="ru-RU"/>
+        </w:rPr>
         <w:drawing>
           <wp:inline distT="0" distB="0" distL="0" distR="0" wp14:anchorId="0E6BD092" wp14:editId="57234B66">
             <wp:extent cx="2448582" cy="4150581"/>
@@ -1923,14 +1832,7 @@
           <w:rFonts w:cs="Times New Roman"/>
           <w:lang w:val="ru-RU"/>
         </w:rPr>
-        <w:t>Рисунок 15 – Деталь 4А.0003.004 Ребро Балк</w:t>
-      </w:r>
-      <w:r>
-        <w:rPr>
-          <w:rFonts w:cs="Times New Roman"/>
-          <w:lang w:val="ru-RU"/>
-        </w:rPr>
-        <w:t>и</w:t>
+        <w:t>Рисунок 15 – Деталь 4А.0003.004 Ребро Балки</w:t>
       </w:r>
     </w:p>
     <w:p>
@@ -1969,6 +1871,7 @@
       <w:r>
         <w:rPr>
           <w:rFonts w:cs="Times New Roman"/>
+          <w:noProof/>
           <w:color w:val="828282"/>
           <w:lang w:val="ru-RU"/>
         </w:rPr>
@@ -2036,11 +1939,19 @@
       </w:pPr>
       <w:r>
         <w:rPr>
-          <w:rFonts w:ascii="Times New Roman" w:hAnsi="Times New Roman" w:cs="Times New Roman"/>
-          <w:sz w:val="28"/>
+          <w:rFonts w:cs="Times New Roman"/>
           <w:szCs w:val="28"/>
-        </w:rPr>
-        <w:t xml:space="preserve">Деталь 4А.0003.006 Накладка — накладка из листового проката с монтажными отверстиями. Основное исполнение имеет толщину 10 мм; предусмотрены три дополнительных исполнения: -10 (5 мм), -20 (3 мм), -30 (1 мм) — для регулировки высотного положения при монтаже. На рисунке 17 показано основное исполнение.</w:t>
+          <w:lang w:val="ru-RU"/>
+        </w:rPr>
+        <w:lastRenderedPageBreak/>
+        <w:t xml:space="preserve">Деталь 4А.0003.006 Накладка — накладка из листового проката с монтажными отверстиями. Основное исполнение имеет толщину 10 мм; предусмотрены три дополнительных исполнения: -10 (5 мм), -20 (3 мм), -30 (1 мм) — для регулировки высотного положения при монтаже. </w:t>
+      </w:r>
+      <w:r>
+        <w:rPr>
+          <w:rFonts w:cs="Times New Roman"/>
+          <w:szCs w:val="28"/>
+        </w:rPr>
+        <w:t>На рисунке 17 показано основное исполнение.</w:t>
       </w:r>
     </w:p>
     <w:p>
@@ -2054,6 +1965,7 @@
       <w:r>
         <w:rPr>
           <w:rFonts w:cs="Times New Roman"/>
+          <w:noProof/>
           <w:color w:val="828282"/>
           <w:lang w:val="ru-RU"/>
         </w:rPr>
@@ -2145,6 +2057,7 @@
       </w:pPr>
       <w:r>
         <w:rPr>
+          <w:noProof/>
           <w:lang w:val="ru-RU"/>
         </w:rPr>
         <w:lastRenderedPageBreak/>
@@ -2241,6 +2154,7 @@
       </w:pPr>
       <w:r>
         <w:rPr>
+          <w:noProof/>
           <w:lang w:val="ru-RU"/>
         </w:rPr>
         <w:drawing>
@@ -2293,14 +2207,7 @@
           <w:rFonts w:cs="Times New Roman"/>
           <w:lang w:val="ru-RU"/>
         </w:rPr>
-        <w:t xml:space="preserve">Рисунок 19 – Балка (4А.0003.000 СБ) в </w:t>
-      </w:r>
-      <w:r>
-        <w:rPr>
-          <w:rFonts w:cs="Times New Roman"/>
-          <w:lang w:val="ru-RU"/>
-        </w:rPr>
-        <w:t>сборе, изометрический вид</w:t>
+        <w:t>Рисунок 19 – Балка (4А.0003.000 СБ) в сборе, изометрический вид</w:t>
       </w:r>
     </w:p>
     <w:p>
@@ -2351,14 +2258,7 @@
           <w:rFonts w:cs="Times New Roman"/>
           <w:lang w:val="ru-RU"/>
         </w:rPr>
-        <w:t xml:space="preserve"> (4А.0000.000 СБ). Подставки расположены симметрично под балкой и соединяются</w:t>
-      </w:r>
-      <w:r>
-        <w:rPr>
-          <w:rFonts w:cs="Times New Roman"/>
-          <w:lang w:val="ru-RU"/>
-        </w:rPr>
-        <w:t xml:space="preserve"> с ней посредством болтовых соединений. Монтажные отверстия в нижних плитах подставок выполнены на уровне главной сборки для обеспечения точного совмещения при монтаже на фундамент. Результат представлен на рисунке 20.</w:t>
+        <w:t xml:space="preserve"> (4А.0000.000 СБ). Подставки расположены симметрично под балкой и соединяются с ней посредством болтовых соединений. Монтажные отверстия в нижних плитах подставок выполнены на уровне главной сборки для обеспечения точного совмещения при монтаже на фундамент. Результат представлен на рисунке 20.</w:t>
       </w:r>
     </w:p>
     <w:p>
@@ -2371,6 +2271,7 @@
       </w:pPr>
       <w:r>
         <w:rPr>
+          <w:noProof/>
           <w:lang w:val="ru-RU"/>
         </w:rPr>
         <w:drawing>
@@ -2423,14 +2324,7 @@
           <w:rFonts w:cs="Times New Roman"/>
           <w:lang w:val="ru-RU"/>
         </w:rPr>
-        <w:t>Ри</w:t>
-      </w:r>
-      <w:r>
-        <w:rPr>
-          <w:rFonts w:cs="Times New Roman"/>
-          <w:lang w:val="ru-RU"/>
-        </w:rPr>
-        <w:t xml:space="preserve">сунок 20 – Главная сборка Опоры </w:t>
+        <w:t xml:space="preserve">Рисунок 20 – Главная сборка Опоры </w:t>
       </w:r>
       <w:proofErr w:type="spellStart"/>
       <w:r>
@@ -2516,29 +2410,15 @@
           <w:rFonts w:cs="Times New Roman"/>
           <w:lang w:val="ru-RU"/>
         </w:rPr>
-        <w:t xml:space="preserve">. Выполнена декомпозиция изделия на три сварных подсборки: Балку </w:t>
+        <w:t xml:space="preserve">. Выполнена декомпозиция изделия на три сварных подсборки: Балку (4А.0003.000 СБ), Подставку 1 (4А.0001.000 СБ) и Подставку 2 (4А.0002.000 СБ). Для каждой подсборки </w:t>
       </w:r>
       <w:r>
         <w:rPr>
           <w:rFonts w:cs="Times New Roman"/>
           <w:lang w:val="ru-RU"/>
         </w:rPr>
-        <w:t xml:space="preserve">(4А.0003.000 СБ), Подставку 1 (4А.0001.000 СБ) и Подставку 2 (4А.0002.000 СБ). Для каждой подсборки </w:t>
-      </w:r>
-      <w:r>
-        <w:rPr>
-          <w:rFonts w:cs="Times New Roman"/>
-          <w:lang w:val="ru-RU"/>
-        </w:rPr>
         <w:lastRenderedPageBreak/>
-        <w:t>созданы трёхмерные модели всех деталей (15 деталей), после чего выполнены сборочные модели подсборок и главной сборки. При моделировании соблюдены технологи</w:t>
-      </w:r>
-      <w:r>
-        <w:rPr>
-          <w:rFonts w:cs="Times New Roman"/>
-          <w:lang w:val="ru-RU"/>
-        </w:rPr>
-        <w:t>ческие требования: технологический припуск 5 мм на зонах механической обработки после сварки, выполнение монтажных отверстий на уровне сборки, разделка кромок на элементах значительной толщины.</w:t>
+        <w:t>созданы трёхмерные модели всех деталей (15 деталей), после чего выполнены сборочные модели подсборок и главной сборки. При моделировании соблюдены технологические требования: технологический припуск 5 мм на зонах механической обработки после сварки, выполнение монтажных отверстий на уровне сборки, разделка кромок на элементах значительной толщины.</w:t>
       </w:r>
     </w:p>
     <w:sectPr>
@@ -3039,11 +2919,6 @@
     <w:lsdException w:name="Book Title" w:uiPriority="33" w:qFormat="1"/>
     <w:lsdException w:name="Bibliography" w:semiHidden="1" w:uiPriority="37" w:unhideWhenUsed="1"/>
     <w:lsdException w:name="TOC Heading" w:semiHidden="1" w:uiPriority="39" w:unhideWhenUsed="1" w:qFormat="1"/>
-    <w:lsdException w:name="Plain Table 5" w:semiHidden="1" w:unhideWhenUsed="1"/>
-    <w:lsdException w:name="Grid Table Light" w:semiHidden="1" w:unhideWhenUsed="1"/>
-    <w:lsdException w:name="Grid Table 1 Light" w:semiHidden="1" w:unhideWhenUsed="1"/>
-    <w:lsdException w:name="Grid Table 2" w:semiHidden="1" w:unhideWhenUsed="1"/>
-    <w:lsdException w:name="Grid Table 3" w:semiHidden="1" w:unhideWhenUsed="1"/>
     <w:lsdException w:name="Grid Table 4" w:uiPriority="49"/>
     <w:lsdException w:name="Grid Table 5 Dark" w:uiPriority="50"/>
     <w:lsdException w:name="Grid Table 6 Colorful" w:uiPriority="51"/>
